--- a/TranscriptAnalysis/results_youtube/correlation_conventional/AoJDIy52y7g/AoJDIy52y7g_correlation_topics_n0_p15_m6.docx
+++ b/TranscriptAnalysis/results_youtube/correlation_conventional/AoJDIy52y7g/AoJDIy52y7g_correlation_topics_n0_p15_m6.docx
@@ -207,6 +207,23 @@
       </w:r>
     </w:p>
     <w:p>
+      <w:r>
+        <w:rPr>
+          <w:b/>
+        </w:rPr>
+        <w:t>Correlated (true): 1 (4.2%)</w:t>
+      </w:r>
+      <w:r>
+        <w:br/>
+      </w:r>
+      <w:r>
+        <w:rPr>
+          <w:b/>
+        </w:rPr>
+        <w:t>Score &gt;= 60: 1 (4.2%)</w:t>
+      </w:r>
+    </w:p>
+    <w:p>
       <w:pPr>
         <w:pStyle w:val="Heading3"/>
       </w:pPr>
@@ -214,86 +231,50 @@
         <w:t>Top 1 Correlated Comments:</w:t>
       </w:r>
     </w:p>
-    <w:tbl>
-      <w:tblPr>
-        <w:tblStyle w:val="TableGrid"/>
-        <w:tblW w:type="auto" w:w="0"/>
-        <w:tblLayout w:type="autofit"/>
-        <w:tblLook w:firstColumn="1" w:firstRow="1" w:lastColumn="0" w:lastRow="0" w:noHBand="0" w:noVBand="1" w:val="04A0"/>
-      </w:tblPr>
-      <w:tblGrid>
-        <w:gridCol w:w="2880"/>
-        <w:gridCol w:w="2880"/>
-        <w:gridCol w:w="2880"/>
-      </w:tblGrid>
-      <w:tr>
-        <w:tc>
-          <w:tcPr>
-            <w:tcW w:type="dxa" w:w="2880"/>
-          </w:tcPr>
-          <w:p>
-            <w:r>
-              <w:t>Score</w:t>
-            </w:r>
-          </w:p>
-        </w:tc>
-        <w:tc>
-          <w:tcPr>
-            <w:tcW w:type="dxa" w:w="2880"/>
-          </w:tcPr>
-          <w:p>
-            <w:r>
-              <w:t>Comment</w:t>
-            </w:r>
-          </w:p>
-        </w:tc>
-        <w:tc>
-          <w:tcPr>
-            <w:tcW w:type="dxa" w:w="2880"/>
-          </w:tcPr>
-          <w:p>
-            <w:r>
-              <w:t>Reason</w:t>
-            </w:r>
-          </w:p>
-        </w:tc>
-      </w:tr>
-      <w:tr>
-        <w:tc>
-          <w:tcPr>
-            <w:tcW w:type="dxa" w:w="2880"/>
-          </w:tcPr>
-          <w:p>
-            <w:r>
-              <w:t>80</w:t>
-            </w:r>
-          </w:p>
-        </w:tc>
-        <w:tc>
-          <w:tcPr>
-            <w:tcW w:type="dxa" w:w="2880"/>
-          </w:tcPr>
-          <w:p>
-            <w:r>
-              <w:t>learnelectronics it will work.. But you'll not get the full rated output power as the datasheet recommends.. I've experiences with that.. Also you can least expect the over temperature protection circuits to be present  in these fake chips. These fake devices will dissipate large heat and you'll not get that performance as the original ST. ST discontinued many of these TDA products long ago and few sellers online delivers original ones, most of the sellers sell fake Chinese craps</w:t>
-              <w:br/>
-              <w:br/>
-              <w:t>[Source](https://www.youtube.com/watch?v=AoJDIy52y7g)</w:t>
-            </w:r>
-          </w:p>
-        </w:tc>
-        <w:tc>
-          <w:tcPr>
-            <w:tcW w:type="dxa" w:w="2880"/>
-          </w:tcPr>
-          <w:p>
-            <w:r>
-              <w:t>The comment mentions speaker impedance (indirectly through the discussion of fake chips affecting power output) and gain/power output directly, referencing datasheets. While it doesn't directly discuss ST's TDA products in the context of speaker impedance and gain, the overlap is sufficient to indicate a strong correlation with the topic.</w:t>
-            </w:r>
-          </w:p>
-        </w:tc>
-      </w:tr>
-    </w:tbl>
+    <w:p>
+      <w:r>
+        <w:rPr>
+          <w:b/>
+        </w:rPr>
+        <w:t xml:space="preserve">Score: </w:t>
+      </w:r>
+      <w:r>
+        <w:t>80</w:t>
+      </w:r>
+    </w:p>
+    <w:p>
+      <w:r>
+        <w:rPr>
+          <w:b/>
+        </w:rPr>
+        <w:t xml:space="preserve">Comment: </w:t>
+      </w:r>
+      <w:r>
+        <w:t>learnelectronics it will work.. But you'll not get the full rated output power as the datasheet recommends.. I've experiences with that.. Also you can least expect the over temperature protection circuits to be present  in these fake chips. These fake devices will dissipate large heat and you'll not get that performance as the original ST. ST discontinued many of these TDA products long ago and few sellers online delivers original ones, most of the sellers sell fake Chinese craps</w:t>
+      </w:r>
+    </w:p>
+    <w:p>
+      <w:r>
+        <w:rPr>
+          <w:b/>
+        </w:rPr>
+        <w:t xml:space="preserve">Reason: </w:t>
+      </w:r>
+      <w:r>
+        <w:t>The comment mentions speaker impedance (indirectly through the discussion of fake chips affecting power output) and gain/power output directly, referencing datasheets. While it doesn't directly discuss ST's TDA products in the context of speaker impedance and gain, the overlap is sufficient to indicate a strong correlation with the topic.</w:t>
+      </w:r>
+    </w:p>
+    <w:p>
+      <w:r>
+        <w:rPr>
+          <w:b/>
+        </w:rPr>
+        <w:t xml:space="preserve">Source: </w:t>
+      </w:r>
+      <w:r>
+        <w:t>https://www.youtube.com/watch?v=AoJDIy52y7g</w:t>
+      </w:r>
+    </w:p>
     <w:p/>
     <w:p>
       <w:pPr>
@@ -449,6 +430,23 @@
       </w:r>
     </w:p>
     <w:p>
+      <w:r>
+        <w:rPr>
+          <w:b/>
+        </w:rPr>
+        <w:t>Correlated (true): 2 (8.3%)</w:t>
+      </w:r>
+      <w:r>
+        <w:br/>
+      </w:r>
+      <w:r>
+        <w:rPr>
+          <w:b/>
+        </w:rPr>
+        <w:t>Score &gt;= 60: 2 (8.3%)</w:t>
+      </w:r>
+    </w:p>
+    <w:p>
       <w:pPr>
         <w:pStyle w:val="Heading3"/>
       </w:pPr>
@@ -456,121 +454,95 @@
         <w:t>Top 2 Correlated Comments:</w:t>
       </w:r>
     </w:p>
-    <w:tbl>
-      <w:tblPr>
-        <w:tblStyle w:val="TableGrid"/>
-        <w:tblW w:type="auto" w:w="0"/>
-        <w:tblLayout w:type="autofit"/>
-        <w:tblLook w:firstColumn="1" w:firstRow="1" w:lastColumn="0" w:lastRow="0" w:noHBand="0" w:noVBand="1" w:val="04A0"/>
-      </w:tblPr>
-      <w:tblGrid>
-        <w:gridCol w:w="2880"/>
-        <w:gridCol w:w="2880"/>
-        <w:gridCol w:w="2880"/>
-      </w:tblGrid>
-      <w:tr>
-        <w:tc>
-          <w:tcPr>
-            <w:tcW w:type="dxa" w:w="2880"/>
-          </w:tcPr>
-          <w:p>
-            <w:r>
-              <w:t>Score</w:t>
-            </w:r>
-          </w:p>
-        </w:tc>
-        <w:tc>
-          <w:tcPr>
-            <w:tcW w:type="dxa" w:w="2880"/>
-          </w:tcPr>
-          <w:p>
-            <w:r>
-              <w:t>Comment</w:t>
-            </w:r>
-          </w:p>
-        </w:tc>
-        <w:tc>
-          <w:tcPr>
-            <w:tcW w:type="dxa" w:w="2880"/>
-          </w:tcPr>
-          <w:p>
-            <w:r>
-              <w:t>Reason</w:t>
-            </w:r>
-          </w:p>
-        </w:tc>
-      </w:tr>
-      <w:tr>
-        <w:tc>
-          <w:tcPr>
-            <w:tcW w:type="dxa" w:w="2880"/>
-          </w:tcPr>
-          <w:p>
-            <w:r>
-              <w:t>80</w:t>
-            </w:r>
-          </w:p>
-        </w:tc>
-        <w:tc>
-          <w:tcPr>
-            <w:tcW w:type="dxa" w:w="2880"/>
-          </w:tcPr>
-          <w:p>
-            <w:r>
-              <w:t>I believe c2 and Rb are ignored via the ground mode. Is that the case?</w:t>
-              <w:br/>
-              <w:br/>
-              <w:t>[Source](https://www.youtube.com/watch?v=AoJDIy52y7g)</w:t>
-            </w:r>
-          </w:p>
-        </w:tc>
-        <w:tc>
-          <w:tcPr>
-            <w:tcW w:type="dxa" w:w="2880"/>
-          </w:tcPr>
-          <w:p>
-            <w:r>
-              <w:t>The comment mentions specific components (c2 and Rb) and their behavior ('ignored via the ground mode'), which is closely related to the topic's discussion of diodes D1 and D2 in a power supply context.</w:t>
-            </w:r>
-          </w:p>
-        </w:tc>
-      </w:tr>
-      <w:tr>
-        <w:tc>
-          <w:tcPr>
-            <w:tcW w:type="dxa" w:w="2880"/>
-          </w:tcPr>
-          <w:p>
-            <w:r>
-              <w:t>80</w:t>
-            </w:r>
-          </w:p>
-        </w:tc>
-        <w:tc>
-          <w:tcPr>
-            <w:tcW w:type="dxa" w:w="2880"/>
-          </w:tcPr>
-          <w:p>
-            <w:r>
-              <w:t>learnelectronics it will work.. But you'll not get the full rated output power as the datasheet recommends.. I've experiences with that.. Also you can least expect the over temperature protection circuits to be present  in these fake chips. These fake devices will dissipate large heat and you'll not get that performance as the original ST. ST discontinued many of these TDA products long ago and few sellers online delivers original ones, most of the sellers sell fake Chinese craps</w:t>
-              <w:br/>
-              <w:br/>
-              <w:t>[Source](https://www.youtube.com/watch?v=AoJDIy52y7g)</w:t>
-            </w:r>
-          </w:p>
-        </w:tc>
-        <w:tc>
-          <w:tcPr>
-            <w:tcW w:type="dxa" w:w="2880"/>
-          </w:tcPr>
-          <w:p>
-            <w:r>
-              <w:t>The comment directly discusses diodes (D1 and D2) and their role in the power supply, specifically mentioning limitations and issues related to fake chips, which is a key aspect of the topic's description.</w:t>
-            </w:r>
-          </w:p>
-        </w:tc>
-      </w:tr>
-    </w:tbl>
+    <w:p>
+      <w:r>
+        <w:rPr>
+          <w:b/>
+        </w:rPr>
+        <w:t xml:space="preserve">Score: </w:t>
+      </w:r>
+      <w:r>
+        <w:t>80</w:t>
+      </w:r>
+    </w:p>
+    <w:p>
+      <w:r>
+        <w:rPr>
+          <w:b/>
+        </w:rPr>
+        <w:t xml:space="preserve">Comment: </w:t>
+      </w:r>
+      <w:r>
+        <w:t>I believe c2 and Rb are ignored via the ground mode. Is that the case?</w:t>
+      </w:r>
+    </w:p>
+    <w:p>
+      <w:r>
+        <w:rPr>
+          <w:b/>
+        </w:rPr>
+        <w:t xml:space="preserve">Reason: </w:t>
+      </w:r>
+      <w:r>
+        <w:t>The comment mentions specific components (c2 and Rb) and their behavior ('ignored via the ground mode'), which is closely related to the topic's discussion of diodes D1 and D2 in a power supply context.</w:t>
+      </w:r>
+    </w:p>
+    <w:p>
+      <w:r>
+        <w:rPr>
+          <w:b/>
+        </w:rPr>
+        <w:t xml:space="preserve">Source: </w:t>
+      </w:r>
+      <w:r>
+        <w:t>https://www.youtube.com/watch?v=AoJDIy52y7g</w:t>
+      </w:r>
+    </w:p>
+    <w:p/>
+    <w:p>
+      <w:r>
+        <w:rPr>
+          <w:b/>
+        </w:rPr>
+        <w:t xml:space="preserve">Score: </w:t>
+      </w:r>
+      <w:r>
+        <w:t>80</w:t>
+      </w:r>
+    </w:p>
+    <w:p>
+      <w:r>
+        <w:rPr>
+          <w:b/>
+        </w:rPr>
+        <w:t xml:space="preserve">Comment: </w:t>
+      </w:r>
+      <w:r>
+        <w:t>learnelectronics it will work.. But you'll not get the full rated output power as the datasheet recommends.. I've experiences with that.. Also you can least expect the over temperature protection circuits to be present  in these fake chips. These fake devices will dissipate large heat and you'll not get that performance as the original ST. ST discontinued many of these TDA products long ago and few sellers online delivers original ones, most of the sellers sell fake Chinese craps</w:t>
+      </w:r>
+    </w:p>
+    <w:p>
+      <w:r>
+        <w:rPr>
+          <w:b/>
+        </w:rPr>
+        <w:t xml:space="preserve">Reason: </w:t>
+      </w:r>
+      <w:r>
+        <w:t>The comment directly discusses diodes (D1 and D2) and their role in the power supply, specifically mentioning limitations and issues related to fake chips, which is a key aspect of the topic's description.</w:t>
+      </w:r>
+    </w:p>
+    <w:p>
+      <w:r>
+        <w:rPr>
+          <w:b/>
+        </w:rPr>
+        <w:t xml:space="preserve">Source: </w:t>
+      </w:r>
+      <w:r>
+        <w:t>https://www.youtube.com/watch?v=AoJDIy52y7g</w:t>
+      </w:r>
+    </w:p>
     <w:p/>
     <w:p>
       <w:pPr>
@@ -726,6 +698,23 @@
       </w:r>
     </w:p>
     <w:p>
+      <w:r>
+        <w:rPr>
+          <w:b/>
+        </w:rPr>
+        <w:t>Correlated (true): 3 (12.5%)</w:t>
+      </w:r>
+      <w:r>
+        <w:br/>
+      </w:r>
+      <w:r>
+        <w:rPr>
+          <w:b/>
+        </w:rPr>
+        <w:t>Score &gt;= 60: 3 (12.5%)</w:t>
+      </w:r>
+    </w:p>
+    <w:p>
       <w:pPr>
         <w:pStyle w:val="Heading3"/>
       </w:pPr>
@@ -733,156 +722,140 @@
         <w:t>Top 3 Correlated Comments:</w:t>
       </w:r>
     </w:p>
-    <w:tbl>
-      <w:tblPr>
-        <w:tblStyle w:val="TableGrid"/>
-        <w:tblW w:type="auto" w:w="0"/>
-        <w:tblLayout w:type="autofit"/>
-        <w:tblLook w:firstColumn="1" w:firstRow="1" w:lastColumn="0" w:lastRow="0" w:noHBand="0" w:noVBand="1" w:val="04A0"/>
-      </w:tblPr>
-      <w:tblGrid>
-        <w:gridCol w:w="2880"/>
-        <w:gridCol w:w="2880"/>
-        <w:gridCol w:w="2880"/>
-      </w:tblGrid>
-      <w:tr>
-        <w:tc>
-          <w:tcPr>
-            <w:tcW w:type="dxa" w:w="2880"/>
-          </w:tcPr>
-          <w:p>
-            <w:r>
-              <w:t>Score</w:t>
-            </w:r>
-          </w:p>
-        </w:tc>
-        <w:tc>
-          <w:tcPr>
-            <w:tcW w:type="dxa" w:w="2880"/>
-          </w:tcPr>
-          <w:p>
-            <w:r>
-              <w:t>Comment</w:t>
-            </w:r>
-          </w:p>
-        </w:tc>
-        <w:tc>
-          <w:tcPr>
-            <w:tcW w:type="dxa" w:w="2880"/>
-          </w:tcPr>
-          <w:p>
-            <w:r>
-              <w:t>Reason</w:t>
-            </w:r>
-          </w:p>
-        </w:tc>
-      </w:tr>
-      <w:tr>
-        <w:tc>
-          <w:tcPr>
-            <w:tcW w:type="dxa" w:w="2880"/>
-          </w:tcPr>
-          <w:p>
-            <w:r>
-              <w:t>80</w:t>
-            </w:r>
-          </w:p>
-        </w:tc>
-        <w:tc>
-          <w:tcPr>
-            <w:tcW w:type="dxa" w:w="2880"/>
-          </w:tcPr>
-          <w:p>
-            <w:r>
-              <w:t>My question.....are C1 and R3 connected in parallal...?</w:t>
-              <w:br/>
-              <w:br/>
-              <w:t>[Source](https://www.youtube.com/watch?v=AoJDIy52y7g)</w:t>
-            </w:r>
-          </w:p>
-        </w:tc>
-        <w:tc>
-          <w:tcPr>
-            <w:tcW w:type="dxa" w:w="2880"/>
-          </w:tcPr>
-          <w:p>
-            <w:r>
-              <w:t>The comment directly mentions specific capacitor values (C1) and a component connected in parallel with it (R3), which are also mentioned in the topic description. The overlap is high because the comment focuses on the connection of C1 to R3, which is closely related to the explanation of capacitors provided in the topic.</w:t>
-            </w:r>
-          </w:p>
-        </w:tc>
-      </w:tr>
-      <w:tr>
-        <w:tc>
-          <w:tcPr>
-            <w:tcW w:type="dxa" w:w="2880"/>
-          </w:tcPr>
-          <w:p>
-            <w:r>
-              <w:t>80</w:t>
-            </w:r>
-          </w:p>
-        </w:tc>
-        <w:tc>
-          <w:tcPr>
-            <w:tcW w:type="dxa" w:w="2880"/>
-          </w:tcPr>
-          <w:p>
-            <w:r>
-              <w:t>I believe c2 and Rb are ignored via the ground mode. Is that the case?</w:t>
-              <w:br/>
-              <w:br/>
-              <w:t>[Source](https://www.youtube.com/watch?v=AoJDIy52y7g)</w:t>
-            </w:r>
-          </w:p>
-        </w:tc>
-        <w:tc>
-          <w:tcPr>
-            <w:tcW w:type="dxa" w:w="2880"/>
-          </w:tcPr>
-          <w:p>
-            <w:r>
-              <w:t>The comment mentions C2, which is one of the specific capacitors listed in the topic description (C1, C2, C3, C5, C7, and C8), indicating a strong connection to the topic.</w:t>
-            </w:r>
-          </w:p>
-        </w:tc>
-      </w:tr>
-      <w:tr>
-        <w:tc>
-          <w:tcPr>
-            <w:tcW w:type="dxa" w:w="2880"/>
-          </w:tcPr>
-          <w:p>
-            <w:r>
-              <w:t>80</w:t>
-            </w:r>
-          </w:p>
-        </w:tc>
-        <w:tc>
-          <w:tcPr>
-            <w:tcW w:type="dxa" w:w="2880"/>
-          </w:tcPr>
-          <w:p>
-            <w:r>
-              <w:t>learnelectronics it will work.. But you'll not get the full rated output power as the datasheet recommends.. I've experiences with that.. Also you can least expect the over temperature protection circuits to be present  in these fake chips. These fake devices will dissipate large heat and you'll not get that performance as the original ST. ST discontinued many of these TDA products long ago and few sellers online delivers original ones, most of the sellers sell fake Chinese craps</w:t>
-              <w:br/>
-              <w:br/>
-              <w:t>[Source](https://www.youtube.com/watch?v=AoJDIy52y7g)</w:t>
-            </w:r>
-          </w:p>
-        </w:tc>
-        <w:tc>
-          <w:tcPr>
-            <w:tcW w:type="dxa" w:w="2880"/>
-          </w:tcPr>
-          <w:p>
-            <w:r>
-              <w:t>The comment discusses specific capacitors (C1, C2, C3, C5, C7, and C8) mentioned in the topic description, as well as their limitations and potential issues with fake or counterfeit products.</w:t>
-            </w:r>
-          </w:p>
-        </w:tc>
-      </w:tr>
-    </w:tbl>
+    <w:p>
+      <w:r>
+        <w:rPr>
+          <w:b/>
+        </w:rPr>
+        <w:t xml:space="preserve">Score: </w:t>
+      </w:r>
+      <w:r>
+        <w:t>80</w:t>
+      </w:r>
+    </w:p>
+    <w:p>
+      <w:r>
+        <w:rPr>
+          <w:b/>
+        </w:rPr>
+        <w:t xml:space="preserve">Comment: </w:t>
+      </w:r>
+      <w:r>
+        <w:t>My question.....are C1 and R3 connected in parallal...?</w:t>
+      </w:r>
+    </w:p>
+    <w:p>
+      <w:r>
+        <w:rPr>
+          <w:b/>
+        </w:rPr>
+        <w:t xml:space="preserve">Reason: </w:t>
+      </w:r>
+      <w:r>
+        <w:t>The comment directly mentions specific capacitor values (C1) and a component connected in parallel with it (R3), which are also mentioned in the topic description. The overlap is high because the comment focuses on the connection of C1 to R3, which is closely related to the explanation of capacitors provided in the topic.</w:t>
+      </w:r>
+    </w:p>
+    <w:p>
+      <w:r>
+        <w:rPr>
+          <w:b/>
+        </w:rPr>
+        <w:t xml:space="preserve">Source: </w:t>
+      </w:r>
+      <w:r>
+        <w:t>https://www.youtube.com/watch?v=AoJDIy52y7g</w:t>
+      </w:r>
+    </w:p>
+    <w:p/>
+    <w:p>
+      <w:r>
+        <w:rPr>
+          <w:b/>
+        </w:rPr>
+        <w:t xml:space="preserve">Score: </w:t>
+      </w:r>
+      <w:r>
+        <w:t>80</w:t>
+      </w:r>
+    </w:p>
+    <w:p>
+      <w:r>
+        <w:rPr>
+          <w:b/>
+        </w:rPr>
+        <w:t xml:space="preserve">Comment: </w:t>
+      </w:r>
+      <w:r>
+        <w:t>I believe c2 and Rb are ignored via the ground mode. Is that the case?</w:t>
+      </w:r>
+    </w:p>
+    <w:p>
+      <w:r>
+        <w:rPr>
+          <w:b/>
+        </w:rPr>
+        <w:t xml:space="preserve">Reason: </w:t>
+      </w:r>
+      <w:r>
+        <w:t>The comment mentions C2, which is one of the specific capacitors listed in the topic description (C1, C2, C3, C5, C7, and C8), indicating a strong connection to the topic.</w:t>
+      </w:r>
+    </w:p>
+    <w:p>
+      <w:r>
+        <w:rPr>
+          <w:b/>
+        </w:rPr>
+        <w:t xml:space="preserve">Source: </w:t>
+      </w:r>
+      <w:r>
+        <w:t>https://www.youtube.com/watch?v=AoJDIy52y7g</w:t>
+      </w:r>
+    </w:p>
+    <w:p/>
+    <w:p>
+      <w:r>
+        <w:rPr>
+          <w:b/>
+        </w:rPr>
+        <w:t xml:space="preserve">Score: </w:t>
+      </w:r>
+      <w:r>
+        <w:t>80</w:t>
+      </w:r>
+    </w:p>
+    <w:p>
+      <w:r>
+        <w:rPr>
+          <w:b/>
+        </w:rPr>
+        <w:t xml:space="preserve">Comment: </w:t>
+      </w:r>
+      <w:r>
+        <w:t>learnelectronics it will work.. But you'll not get the full rated output power as the datasheet recommends.. I've experiences with that.. Also you can least expect the over temperature protection circuits to be present  in these fake chips. These fake devices will dissipate large heat and you'll not get that performance as the original ST. ST discontinued many of these TDA products long ago and few sellers online delivers original ones, most of the sellers sell fake Chinese craps</w:t>
+      </w:r>
+    </w:p>
+    <w:p>
+      <w:r>
+        <w:rPr>
+          <w:b/>
+        </w:rPr>
+        <w:t xml:space="preserve">Reason: </w:t>
+      </w:r>
+      <w:r>
+        <w:t>The comment discusses specific capacitors (C1, C2, C3, C5, C7, and C8) mentioned in the topic description, as well as their limitations and potential issues with fake or counterfeit products.</w:t>
+      </w:r>
+    </w:p>
+    <w:p>
+      <w:r>
+        <w:rPr>
+          <w:b/>
+        </w:rPr>
+        <w:t xml:space="preserve">Source: </w:t>
+      </w:r>
+      <w:r>
+        <w:t>https://www.youtube.com/watch?v=AoJDIy52y7g</w:t>
+      </w:r>
+    </w:p>
     <w:p/>
     <w:p>
       <w:pPr>
@@ -1038,6 +1011,23 @@
       </w:r>
     </w:p>
     <w:p>
+      <w:r>
+        <w:rPr>
+          <w:b/>
+        </w:rPr>
+        <w:t>Correlated (true): 3 (12.5%)</w:t>
+      </w:r>
+      <w:r>
+        <w:br/>
+      </w:r>
+      <w:r>
+        <w:rPr>
+          <w:b/>
+        </w:rPr>
+        <w:t>Score &gt;= 60: 3 (12.5%)</w:t>
+      </w:r>
+    </w:p>
+    <w:p>
       <w:pPr>
         <w:pStyle w:val="Heading3"/>
       </w:pPr>
@@ -1045,156 +1035,140 @@
         <w:t>Top 3 Correlated Comments:</w:t>
       </w:r>
     </w:p>
-    <w:tbl>
-      <w:tblPr>
-        <w:tblStyle w:val="TableGrid"/>
-        <w:tblW w:type="auto" w:w="0"/>
-        <w:tblLayout w:type="autofit"/>
-        <w:tblLook w:firstColumn="1" w:firstRow="1" w:lastColumn="0" w:lastRow="0" w:noHBand="0" w:noVBand="1" w:val="04A0"/>
-      </w:tblPr>
-      <w:tblGrid>
-        <w:gridCol w:w="2880"/>
-        <w:gridCol w:w="2880"/>
-        <w:gridCol w:w="2880"/>
-      </w:tblGrid>
-      <w:tr>
-        <w:tc>
-          <w:tcPr>
-            <w:tcW w:type="dxa" w:w="2880"/>
-          </w:tcPr>
-          <w:p>
-            <w:r>
-              <w:t>Score</w:t>
-            </w:r>
-          </w:p>
-        </w:tc>
-        <w:tc>
-          <w:tcPr>
-            <w:tcW w:type="dxa" w:w="2880"/>
-          </w:tcPr>
-          <w:p>
-            <w:r>
-              <w:t>Comment</w:t>
-            </w:r>
-          </w:p>
-        </w:tc>
-        <w:tc>
-          <w:tcPr>
-            <w:tcW w:type="dxa" w:w="2880"/>
-          </w:tcPr>
-          <w:p>
-            <w:r>
-              <w:t>Reason</w:t>
-            </w:r>
-          </w:p>
-        </w:tc>
-      </w:tr>
-      <w:tr>
-        <w:tc>
-          <w:tcPr>
-            <w:tcW w:type="dxa" w:w="2880"/>
-          </w:tcPr>
-          <w:p>
-            <w:r>
-              <w:t>80</w:t>
-            </w:r>
-          </w:p>
-        </w:tc>
-        <w:tc>
-          <w:tcPr>
-            <w:tcW w:type="dxa" w:w="2880"/>
-          </w:tcPr>
-          <w:p>
-            <w:r>
-              <w:t>My question.....are C1 and R3 connected in parallal...?</w:t>
-              <w:br/>
-              <w:br/>
-              <w:t>[Source](https://www.youtube.com/watch?v=AoJDIy52y7g)</w:t>
-            </w:r>
-          </w:p>
-        </w:tc>
-        <w:tc>
-          <w:tcPr>
-            <w:tcW w:type="dxa" w:w="2880"/>
-          </w:tcPr>
-          <w:p>
-            <w:r>
-              <w:t>The comment directly asks about the connection between C1 and R3, which are specific components mentioned in the topic description. Although it's a question rather than a statement, the focus on these components shows a strong correlation with the topic.</w:t>
-            </w:r>
-          </w:p>
-        </w:tc>
-      </w:tr>
-      <w:tr>
-        <w:tc>
-          <w:tcPr>
-            <w:tcW w:type="dxa" w:w="2880"/>
-          </w:tcPr>
-          <w:p>
-            <w:r>
-              <w:t>80</w:t>
-            </w:r>
-          </w:p>
-        </w:tc>
-        <w:tc>
-          <w:tcPr>
-            <w:tcW w:type="dxa" w:w="2880"/>
-          </w:tcPr>
-          <w:p>
-            <w:r>
-              <w:t>I believe c2 and Rb are ignored via the ground mode. Is that the case?</w:t>
-              <w:br/>
-              <w:br/>
-              <w:t>[Source](https://www.youtube.com/watch?v=AoJDIy52y7g)</w:t>
-            </w:r>
-          </w:p>
-        </w:tc>
-        <w:tc>
-          <w:tcPr>
-            <w:tcW w:type="dxa" w:w="2880"/>
-          </w:tcPr>
-          <w:p>
-            <w:r>
-              <w:t>The comment mentions specific components (c2 and Rb) and modes (ground mode), which directly relate to the topic's discussion of resistors RA, RB, R3, and R4.</w:t>
-            </w:r>
-          </w:p>
-        </w:tc>
-      </w:tr>
-      <w:tr>
-        <w:tc>
-          <w:tcPr>
-            <w:tcW w:type="dxa" w:w="2880"/>
-          </w:tcPr>
-          <w:p>
-            <w:r>
-              <w:t>80</w:t>
-            </w:r>
-          </w:p>
-        </w:tc>
-        <w:tc>
-          <w:tcPr>
-            <w:tcW w:type="dxa" w:w="2880"/>
-          </w:tcPr>
-          <w:p>
-            <w:r>
-              <w:t>learnelectronics it will work.. But you'll not get the full rated output power as the datasheet recommends.. I've experiences with that.. Also you can least expect the over temperature protection circuits to be present  in these fake chips. These fake devices will dissipate large heat and you'll not get that performance as the original ST. ST discontinued many of these TDA products long ago and few sellers online delivers original ones, most of the sellers sell fake Chinese craps</w:t>
-              <w:br/>
-              <w:br/>
-              <w:t>[Source](https://www.youtube.com/watch?v=AoJDIy52y7g)</w:t>
-            </w:r>
-          </w:p>
-        </w:tc>
-        <w:tc>
-          <w:tcPr>
-            <w:tcW w:type="dxa" w:w="2880"/>
-          </w:tcPr>
-          <w:p>
-            <w:r>
-              <w:t>The comment discusses specific resistors (RA, RB, R3, R4) and input biasing, which is directly related to the topic's description. Although not a straightforward discussion of steps or parameters, the mention of fake chips and performance issues is relevant to the topic.</w:t>
-            </w:r>
-          </w:p>
-        </w:tc>
-      </w:tr>
-    </w:tbl>
+    <w:p>
+      <w:r>
+        <w:rPr>
+          <w:b/>
+        </w:rPr>
+        <w:t xml:space="preserve">Score: </w:t>
+      </w:r>
+      <w:r>
+        <w:t>80</w:t>
+      </w:r>
+    </w:p>
+    <w:p>
+      <w:r>
+        <w:rPr>
+          <w:b/>
+        </w:rPr>
+        <w:t xml:space="preserve">Comment: </w:t>
+      </w:r>
+      <w:r>
+        <w:t>My question.....are C1 and R3 connected in parallal...?</w:t>
+      </w:r>
+    </w:p>
+    <w:p>
+      <w:r>
+        <w:rPr>
+          <w:b/>
+        </w:rPr>
+        <w:t xml:space="preserve">Reason: </w:t>
+      </w:r>
+      <w:r>
+        <w:t>The comment directly asks about the connection between C1 and R3, which are specific components mentioned in the topic description. Although it's a question rather than a statement, the focus on these components shows a strong correlation with the topic.</w:t>
+      </w:r>
+    </w:p>
+    <w:p>
+      <w:r>
+        <w:rPr>
+          <w:b/>
+        </w:rPr>
+        <w:t xml:space="preserve">Source: </w:t>
+      </w:r>
+      <w:r>
+        <w:t>https://www.youtube.com/watch?v=AoJDIy52y7g</w:t>
+      </w:r>
+    </w:p>
+    <w:p/>
+    <w:p>
+      <w:r>
+        <w:rPr>
+          <w:b/>
+        </w:rPr>
+        <w:t xml:space="preserve">Score: </w:t>
+      </w:r>
+      <w:r>
+        <w:t>80</w:t>
+      </w:r>
+    </w:p>
+    <w:p>
+      <w:r>
+        <w:rPr>
+          <w:b/>
+        </w:rPr>
+        <w:t xml:space="preserve">Comment: </w:t>
+      </w:r>
+      <w:r>
+        <w:t>I believe c2 and Rb are ignored via the ground mode. Is that the case?</w:t>
+      </w:r>
+    </w:p>
+    <w:p>
+      <w:r>
+        <w:rPr>
+          <w:b/>
+        </w:rPr>
+        <w:t xml:space="preserve">Reason: </w:t>
+      </w:r>
+      <w:r>
+        <w:t>The comment mentions specific components (c2 and Rb) and modes (ground mode), which directly relate to the topic's discussion of resistors RA, RB, R3, and R4.</w:t>
+      </w:r>
+    </w:p>
+    <w:p>
+      <w:r>
+        <w:rPr>
+          <w:b/>
+        </w:rPr>
+        <w:t xml:space="preserve">Source: </w:t>
+      </w:r>
+      <w:r>
+        <w:t>https://www.youtube.com/watch?v=AoJDIy52y7g</w:t>
+      </w:r>
+    </w:p>
+    <w:p/>
+    <w:p>
+      <w:r>
+        <w:rPr>
+          <w:b/>
+        </w:rPr>
+        <w:t xml:space="preserve">Score: </w:t>
+      </w:r>
+      <w:r>
+        <w:t>80</w:t>
+      </w:r>
+    </w:p>
+    <w:p>
+      <w:r>
+        <w:rPr>
+          <w:b/>
+        </w:rPr>
+        <w:t xml:space="preserve">Comment: </w:t>
+      </w:r>
+      <w:r>
+        <w:t>learnelectronics it will work.. But you'll not get the full rated output power as the datasheet recommends.. I've experiences with that.. Also you can least expect the over temperature protection circuits to be present  in these fake chips. These fake devices will dissipate large heat and you'll not get that performance as the original ST. ST discontinued many of these TDA products long ago and few sellers online delivers original ones, most of the sellers sell fake Chinese craps</w:t>
+      </w:r>
+    </w:p>
+    <w:p>
+      <w:r>
+        <w:rPr>
+          <w:b/>
+        </w:rPr>
+        <w:t xml:space="preserve">Reason: </w:t>
+      </w:r>
+      <w:r>
+        <w:t>The comment discusses specific resistors (RA, RB, R3, R4) and input biasing, which is directly related to the topic's description. Although not a straightforward discussion of steps or parameters, the mention of fake chips and performance issues is relevant to the topic.</w:t>
+      </w:r>
+    </w:p>
+    <w:p>
+      <w:r>
+        <w:rPr>
+          <w:b/>
+        </w:rPr>
+        <w:t xml:space="preserve">Source: </w:t>
+      </w:r>
+      <w:r>
+        <w:t>https://www.youtube.com/watch?v=AoJDIy52y7g</w:t>
+      </w:r>
+    </w:p>
     <w:p/>
     <w:p>
       <w:pPr>
@@ -1350,6 +1324,23 @@
       </w:r>
     </w:p>
     <w:p>
+      <w:r>
+        <w:rPr>
+          <w:b/>
+        </w:rPr>
+        <w:t>Correlated (true): 2 (8.3%)</w:t>
+      </w:r>
+      <w:r>
+        <w:br/>
+      </w:r>
+      <w:r>
+        <w:rPr>
+          <w:b/>
+        </w:rPr>
+        <w:t>Score &gt;= 60: 2 (8.3%)</w:t>
+      </w:r>
+    </w:p>
+    <w:p>
       <w:pPr>
         <w:pStyle w:val="Heading3"/>
       </w:pPr>
@@ -1357,124 +1348,98 @@
         <w:t>Top 2 Correlated Comments:</w:t>
       </w:r>
     </w:p>
-    <w:tbl>
-      <w:tblPr>
-        <w:tblStyle w:val="TableGrid"/>
-        <w:tblW w:type="auto" w:w="0"/>
-        <w:tblLayout w:type="autofit"/>
-        <w:tblLook w:firstColumn="1" w:firstRow="1" w:lastColumn="0" w:lastRow="0" w:noHBand="0" w:noVBand="1" w:val="04A0"/>
-      </w:tblPr>
-      <w:tblGrid>
-        <w:gridCol w:w="2880"/>
-        <w:gridCol w:w="2880"/>
-        <w:gridCol w:w="2880"/>
-      </w:tblGrid>
-      <w:tr>
-        <w:tc>
-          <w:tcPr>
-            <w:tcW w:type="dxa" w:w="2880"/>
-          </w:tcPr>
-          <w:p>
-            <w:r>
-              <w:t>Score</w:t>
-            </w:r>
-          </w:p>
-        </w:tc>
-        <w:tc>
-          <w:tcPr>
-            <w:tcW w:type="dxa" w:w="2880"/>
-          </w:tcPr>
-          <w:p>
-            <w:r>
-              <w:t>Comment</w:t>
-            </w:r>
-          </w:p>
-        </w:tc>
-        <w:tc>
-          <w:tcPr>
-            <w:tcW w:type="dxa" w:w="2880"/>
-          </w:tcPr>
-          <w:p>
-            <w:r>
-              <w:t>Reason</w:t>
-            </w:r>
-          </w:p>
-        </w:tc>
-      </w:tr>
-      <w:tr>
-        <w:tc>
-          <w:tcPr>
-            <w:tcW w:type="dxa" w:w="2880"/>
-          </w:tcPr>
-          <w:p>
-            <w:r>
-              <w:t>80</w:t>
-            </w:r>
-          </w:p>
-        </w:tc>
-        <w:tc>
-          <w:tcPr>
-            <w:tcW w:type="dxa" w:w="2880"/>
-          </w:tcPr>
-          <w:p>
-            <w:r>
-              <w:t>Video idea, How to isolate circuits. Like when you have an op amp and an oscillator or two oscillators or whatever on the same board with the same power supply. How to get them to play nice with each other.</w:t>
-              <w:br/>
-              <w:br/>
-              <w:t>I've figured out that a diode, and or a capacitor usually works. I've just not seen anyone do videos on how to start putting these things together.</w:t>
-              <w:br/>
-              <w:br/>
-              <w:t>[Source](https://www.youtube.com/watch?v=AoJDIy52y7g)</w:t>
-            </w:r>
-          </w:p>
-        </w:tc>
-        <w:tc>
-          <w:tcPr>
-            <w:tcW w:type="dxa" w:w="2880"/>
-          </w:tcPr>
-          <w:p>
-            <w:r>
-              <w:t>The comment discusses the specific topic of isolating circuits with op amps and oscillators, which is directly related to the video's introduction. The mention of using diodes or capacitors to achieve this isolation also overlaps with the topic description.</w:t>
-            </w:r>
-          </w:p>
-        </w:tc>
-      </w:tr>
-      <w:tr>
-        <w:tc>
-          <w:tcPr>
-            <w:tcW w:type="dxa" w:w="2880"/>
-          </w:tcPr>
-          <w:p>
-            <w:r>
-              <w:t>80</w:t>
-            </w:r>
-          </w:p>
-        </w:tc>
-        <w:tc>
-          <w:tcPr>
-            <w:tcW w:type="dxa" w:w="2880"/>
-          </w:tcPr>
-          <w:p>
-            <w:r>
-              <w:t>learnelectronics it will work.. But you'll not get the full rated output power as the datasheet recommends.. I've experiences with that.. Also you can least expect the over temperature protection circuits to be present  in these fake chips. These fake devices will dissipate large heat and you'll not get that performance as the original ST. ST discontinued many of these TDA products long ago and few sellers online delivers original ones, most of the sellers sell fake Chinese craps</w:t>
-              <w:br/>
-              <w:br/>
-              <w:t>[Source](https://www.youtube.com/watch?v=AoJDIy52y7g)</w:t>
-            </w:r>
-          </w:p>
-        </w:tc>
-        <w:tc>
-          <w:tcPr>
-            <w:tcW w:type="dxa" w:w="2880"/>
-          </w:tcPr>
-          <w:p>
-            <w:r>
-              <w:t>The comment mentions specific details about the topic's subject (TDA products), including concerns about fake Chinese chips, over temperature protection circuits, and reduced performance, which directly relates to the introduction of TDA products.</w:t>
-            </w:r>
-          </w:p>
-        </w:tc>
-      </w:tr>
-    </w:tbl>
+    <w:p>
+      <w:r>
+        <w:rPr>
+          <w:b/>
+        </w:rPr>
+        <w:t xml:space="preserve">Score: </w:t>
+      </w:r>
+      <w:r>
+        <w:t>80</w:t>
+      </w:r>
+    </w:p>
+    <w:p>
+      <w:r>
+        <w:rPr>
+          <w:b/>
+        </w:rPr>
+        <w:t xml:space="preserve">Comment: </w:t>
+      </w:r>
+      <w:r>
+        <w:t>Video idea, How to isolate circuits. Like when you have an op amp and an oscillator or two oscillators or whatever on the same board with the same power supply. How to get them to play nice with each other.</w:t>
+        <w:br/>
+        <w:br/>
+        <w:t>I've figured out that a diode, and or a capacitor usually works. I've just not seen anyone do videos on how to start putting these things together.</w:t>
+      </w:r>
+    </w:p>
+    <w:p>
+      <w:r>
+        <w:rPr>
+          <w:b/>
+        </w:rPr>
+        <w:t xml:space="preserve">Reason: </w:t>
+      </w:r>
+      <w:r>
+        <w:t>The comment discusses the specific topic of isolating circuits with op amps and oscillators, which is directly related to the video's introduction. The mention of using diodes or capacitors to achieve this isolation also overlaps with the topic description.</w:t>
+      </w:r>
+    </w:p>
+    <w:p>
+      <w:r>
+        <w:rPr>
+          <w:b/>
+        </w:rPr>
+        <w:t xml:space="preserve">Source: </w:t>
+      </w:r>
+      <w:r>
+        <w:t>https://www.youtube.com/watch?v=AoJDIy52y7g</w:t>
+      </w:r>
+    </w:p>
+    <w:p/>
+    <w:p>
+      <w:r>
+        <w:rPr>
+          <w:b/>
+        </w:rPr>
+        <w:t xml:space="preserve">Score: </w:t>
+      </w:r>
+      <w:r>
+        <w:t>80</w:t>
+      </w:r>
+    </w:p>
+    <w:p>
+      <w:r>
+        <w:rPr>
+          <w:b/>
+        </w:rPr>
+        <w:t xml:space="preserve">Comment: </w:t>
+      </w:r>
+      <w:r>
+        <w:t>learnelectronics it will work.. But you'll not get the full rated output power as the datasheet recommends.. I've experiences with that.. Also you can least expect the over temperature protection circuits to be present  in these fake chips. These fake devices will dissipate large heat and you'll not get that performance as the original ST. ST discontinued many of these TDA products long ago and few sellers online delivers original ones, most of the sellers sell fake Chinese craps</w:t>
+      </w:r>
+    </w:p>
+    <w:p>
+      <w:r>
+        <w:rPr>
+          <w:b/>
+        </w:rPr>
+        <w:t xml:space="preserve">Reason: </w:t>
+      </w:r>
+      <w:r>
+        <w:t>The comment mentions specific details about the topic's subject (TDA products), including concerns about fake Chinese chips, over temperature protection circuits, and reduced performance, which directly relates to the introduction of TDA products.</w:t>
+      </w:r>
+    </w:p>
+    <w:p>
+      <w:r>
+        <w:rPr>
+          <w:b/>
+        </w:rPr>
+        <w:t xml:space="preserve">Source: </w:t>
+      </w:r>
+      <w:r>
+        <w:t>https://www.youtube.com/watch?v=AoJDIy52y7g</w:t>
+      </w:r>
+    </w:p>
     <w:p/>
     <w:sectPr>
       <w:pgSz w:w="12240" w:h="15840"/>

--- a/TranscriptAnalysis/results_youtube/correlation_conventional/AoJDIy52y7g/AoJDIy52y7g_correlation_topics_n0_p15_m6.docx
+++ b/TranscriptAnalysis/results_youtube/correlation_conventional/AoJDIy52y7g/AoJDIy52y7g_correlation_topics_n0_p15_m6.docx
@@ -222,6 +222,15 @@
         </w:rPr>
         <w:t>Score &gt;= 60: 1 (4.2%)</w:t>
       </w:r>
+      <w:r>
+        <w:br/>
+      </w:r>
+      <w:r>
+        <w:rPr>
+          <w:b/>
+        </w:rPr>
+        <w:t>Average Score (of valid matches): 80.00</w:t>
+      </w:r>
     </w:p>
     <w:p>
       <w:pPr>
@@ -444,6 +453,15 @@
           <w:b/>
         </w:rPr>
         <w:t>Score &gt;= 60: 2 (8.3%)</w:t>
+      </w:r>
+      <w:r>
+        <w:br/>
+      </w:r>
+      <w:r>
+        <w:rPr>
+          <w:b/>
+        </w:rPr>
+        <w:t>Average Score (of valid matches): 80.00</w:t>
       </w:r>
     </w:p>
     <w:p>
@@ -712,6 +730,15 @@
           <w:b/>
         </w:rPr>
         <w:t>Score &gt;= 60: 3 (12.5%)</w:t>
+      </w:r>
+      <w:r>
+        <w:br/>
+      </w:r>
+      <w:r>
+        <w:rPr>
+          <w:b/>
+        </w:rPr>
+        <w:t>Average Score (of valid matches): 80.00</w:t>
       </w:r>
     </w:p>
     <w:p>
@@ -1026,6 +1053,15 @@
         </w:rPr>
         <w:t>Score &gt;= 60: 3 (12.5%)</w:t>
       </w:r>
+      <w:r>
+        <w:br/>
+      </w:r>
+      <w:r>
+        <w:rPr>
+          <w:b/>
+        </w:rPr>
+        <w:t>Average Score (of valid matches): 80.00</w:t>
+      </w:r>
     </w:p>
     <w:p>
       <w:pPr>
@@ -1338,6 +1374,15 @@
           <w:b/>
         </w:rPr>
         <w:t>Score &gt;= 60: 2 (8.3%)</w:t>
+      </w:r>
+      <w:r>
+        <w:br/>
+      </w:r>
+      <w:r>
+        <w:rPr>
+          <w:b/>
+        </w:rPr>
+        <w:t>Average Score (of valid matches): 80.00</w:t>
       </w:r>
     </w:p>
     <w:p>
